--- a/example_articles/race_ethnicity/American Indian or Alaska Native/2.race_ethnicity_American Indian or Alaska Native_Other_publisher.docx
+++ b/example_articles/race_ethnicity/American Indian or Alaska Native/2.race_ethnicity_American Indian or Alaska Native_Other_publisher.docx
@@ -32,12 +32,12 @@
     </w:p>
     <w:p>
       <w:r>
-        <w:t>Extracted race/ethnicity: Native (indigenous migrants from the countryside) — corresponds to census category: American Indian or Alaska Native</w:t>
+        <w:t>Raw race_ethnicity result: Native (indigenous migrants from the countryside) — corresponds to census category: American Indian or Alaska Native</w:t>
       </w:r>
     </w:p>
     <w:p>
       <w:r>
-        <w:t>Race/Ethnicity (Standardized): American Indian or Alaska Native</w:t>
+        <w:t>race_ethnicity_stand_flat (Standardized): American Indian or Alaska Native</w:t>
       </w:r>
     </w:p>
     <w:p>

--- a/example_articles/race_ethnicity/American Indian or Alaska Native/2.race_ethnicity_American Indian or Alaska Native_Other_publisher.docx
+++ b/example_articles/race_ethnicity/American Indian or Alaska Native/2.race_ethnicity_American Indian or Alaska Native_Other_publisher.docx
@@ -27,17 +27,17 @@
     </w:p>
     <w:p>
       <w:r>
-        <w:t>Source File: Other publishers/Files (500) (12).DOCX</w:t>
+        <w:t>Source file: Other publishers/Files (500) (12).DOCX</w:t>
       </w:r>
     </w:p>
     <w:p>
       <w:r>
-        <w:t>Raw race_ethnicity result: Native (indigenous migrants from the countryside) — corresponds to census category: American Indian or Alaska Native</w:t>
+        <w:t>Raw race ethnicity result, 'race_ethnicity': Native (indigenous migrants from the countryside) — corresponds to census category: American Indian or Alaska Native</w:t>
       </w:r>
     </w:p>
     <w:p>
       <w:r>
-        <w:t>race_ethnicity_stand_flat (Standardized): American Indian or Alaska Native</w:t>
+        <w:t>Standardized race ethnicity result, 'race_ethnicity_stand_flat': American Indian or Alaska Native</w:t>
       </w:r>
     </w:p>
     <w:p>
